--- a/public/sameerResume.docx
+++ b/public/sameerResume.docx
@@ -4,28 +4,27 @@
   <w:body>
     <w:p>
       <w:pPr>
+        <w:pStyle w:val="NoSpacing"/>
         <w:jc w:val="center"/>
         <w:rPr>
           <w:rFonts w:ascii="Times New Roman" w:hAnsi="Times New Roman" w:cs="Times New Roman"/>
-          <w:sz w:val="44"/>
-          <w:szCs w:val="44"/>
-        </w:rPr>
-      </w:pPr>
-      <w:r>
-        <w:rPr>
-          <w:rFonts w:ascii="Times New Roman" w:hAnsi="Times New Roman" w:cs="Times New Roman"/>
-          <w:sz w:val="44"/>
-          <w:szCs w:val="44"/>
+          <w:sz w:val="40"/>
+          <w:szCs w:val="40"/>
+        </w:rPr>
+      </w:pPr>
+      <w:r>
+        <w:rPr>
+          <w:rFonts w:ascii="Times New Roman" w:hAnsi="Times New Roman" w:cs="Times New Roman"/>
+          <w:sz w:val="40"/>
+          <w:szCs w:val="40"/>
         </w:rPr>
         <w:t>Sameer Mohammad</w:t>
       </w:r>
     </w:p>
     <w:p>
       <w:pPr>
+        <w:pStyle w:val="NoSpacing"/>
         <w:jc w:val="center"/>
-        <w:rPr>
-          <w:rFonts w:ascii="Times New Roman" w:hAnsi="Times New Roman" w:cs="Times New Roman"/>
-        </w:rPr>
       </w:pPr>
       <w:r>
         <w:rPr>
@@ -146,13 +145,7 @@
         <w:rPr>
           <w:rFonts w:ascii="Times New Roman" w:hAnsi="Times New Roman" w:cs="Times New Roman"/>
         </w:rPr>
-        <w:t>9226</w:t>
-      </w:r>
-      <w:r>
-        <w:rPr>
-          <w:rFonts w:ascii="Times New Roman" w:hAnsi="Times New Roman" w:cs="Times New Roman"/>
-        </w:rPr>
-        <w:t xml:space="preserve"> </w:t>
+        <w:t xml:space="preserve">9226 </w:t>
       </w:r>
       <w:r>
         <w:rPr>
@@ -170,9 +163,6 @@
         </w:r>
       </w:hyperlink>
       <w:r>
-        <w:rPr>
-          <w:rFonts w:ascii="Times New Roman" w:hAnsi="Times New Roman" w:cs="Times New Roman"/>
-        </w:rPr>
         <w:br/>
       </w:r>
     </w:p>
@@ -181,15 +171,15 @@
         <w:spacing w:line="240" w:lineRule="auto"/>
         <w:rPr>
           <w:rFonts w:ascii="Times New Roman" w:hAnsi="Times New Roman" w:cs="Times New Roman"/>
-          <w:sz w:val="28"/>
-          <w:szCs w:val="28"/>
-        </w:rPr>
-      </w:pPr>
-      <w:r>
-        <w:rPr>
-          <w:rFonts w:ascii="Times New Roman" w:hAnsi="Times New Roman" w:cs="Times New Roman"/>
-          <w:sz w:val="28"/>
-          <w:szCs w:val="28"/>
+          <w:sz w:val="24"/>
+          <w:szCs w:val="24"/>
+        </w:rPr>
+      </w:pPr>
+      <w:r>
+        <w:rPr>
+          <w:rFonts w:ascii="Times New Roman" w:hAnsi="Times New Roman" w:cs="Times New Roman"/>
+          <w:sz w:val="24"/>
+          <w:szCs w:val="24"/>
         </w:rPr>
         <w:t>Experience</w:t>
       </w:r>
@@ -467,14 +457,6 @@
     </w:p>
     <w:p>
       <w:pPr>
-        <w:spacing w:line="240" w:lineRule="auto"/>
-        <w:rPr>
-          <w:rFonts w:ascii="Times New Roman" w:hAnsi="Times New Roman" w:cs="Times New Roman"/>
-        </w:rPr>
-      </w:pPr>
-    </w:p>
-    <w:p>
-      <w:pPr>
         <w:pStyle w:val="NoSpacing"/>
         <w:rPr>
           <w:rFonts w:ascii="Times New Roman" w:hAnsi="Times New Roman" w:cs="Times New Roman"/>
@@ -486,84 +468,95 @@
           <w:b/>
           <w:bCs/>
         </w:rPr>
-        <w:t>Software Engineer</w:t>
-      </w:r>
-      <w:r>
-        <w:rPr>
-          <w:rFonts w:ascii="Times New Roman" w:hAnsi="Times New Roman" w:cs="Times New Roman"/>
-        </w:rPr>
-        <w:tab/>
-      </w:r>
-      <w:r>
-        <w:rPr>
-          <w:rFonts w:ascii="Times New Roman" w:hAnsi="Times New Roman" w:cs="Times New Roman"/>
-        </w:rPr>
-        <w:tab/>
-      </w:r>
-      <w:r>
-        <w:rPr>
-          <w:rFonts w:ascii="Times New Roman" w:hAnsi="Times New Roman" w:cs="Times New Roman"/>
-        </w:rPr>
-        <w:tab/>
-      </w:r>
-      <w:r>
-        <w:rPr>
-          <w:rFonts w:ascii="Times New Roman" w:hAnsi="Times New Roman" w:cs="Times New Roman"/>
-        </w:rPr>
-        <w:tab/>
-      </w:r>
-      <w:r>
-        <w:rPr>
-          <w:rFonts w:ascii="Times New Roman" w:hAnsi="Times New Roman" w:cs="Times New Roman"/>
-        </w:rPr>
-        <w:tab/>
-      </w:r>
-      <w:r>
-        <w:rPr>
-          <w:rFonts w:ascii="Times New Roman" w:hAnsi="Times New Roman" w:cs="Times New Roman"/>
-        </w:rPr>
-        <w:tab/>
-      </w:r>
-      <w:r>
-        <w:rPr>
-          <w:rFonts w:ascii="Times New Roman" w:hAnsi="Times New Roman" w:cs="Times New Roman"/>
-        </w:rPr>
-        <w:tab/>
-      </w:r>
-      <w:r>
-        <w:rPr>
-          <w:rFonts w:ascii="Times New Roman" w:hAnsi="Times New Roman" w:cs="Times New Roman"/>
-        </w:rPr>
-        <w:tab/>
-      </w:r>
-      <w:r>
-        <w:rPr>
-          <w:rFonts w:ascii="Times New Roman" w:hAnsi="Times New Roman" w:cs="Times New Roman"/>
-        </w:rPr>
-        <w:tab/>
-      </w:r>
-      <w:r>
-        <w:rPr>
-          <w:rFonts w:ascii="Times New Roman" w:hAnsi="Times New Roman" w:cs="Times New Roman"/>
-        </w:rPr>
-        <w:tab/>
-      </w:r>
-      <w:r>
-        <w:rPr>
-          <w:rFonts w:ascii="Times New Roman" w:hAnsi="Times New Roman" w:cs="Times New Roman"/>
-        </w:rPr>
-        <w:tab/>
-      </w:r>
-      <w:r>
-        <w:rPr>
-          <w:rFonts w:ascii="Times New Roman" w:hAnsi="Times New Roman" w:cs="Times New Roman"/>
-        </w:rPr>
-        <w:tab/>
-      </w:r>
-      <w:r>
-        <w:rPr>
-          <w:rFonts w:ascii="Times New Roman" w:hAnsi="Times New Roman" w:cs="Times New Roman"/>
-        </w:rPr>
+        <w:t xml:space="preserve">Software </w:t>
+      </w:r>
+      <w:r>
+        <w:rPr>
+          <w:rFonts w:ascii="Times New Roman" w:hAnsi="Times New Roman" w:cs="Times New Roman"/>
+          <w:b/>
+          <w:bCs/>
+        </w:rPr>
+        <w:t>Develope</w:t>
+      </w:r>
+      <w:r>
+        <w:rPr>
+          <w:rFonts w:ascii="Times New Roman" w:hAnsi="Times New Roman" w:cs="Times New Roman"/>
+          <w:b/>
+          <w:bCs/>
+        </w:rPr>
+        <w:t>r</w:t>
+      </w:r>
+      <w:r>
+        <w:rPr>
+          <w:rFonts w:ascii="Times New Roman" w:hAnsi="Times New Roman" w:cs="Times New Roman"/>
+        </w:rPr>
+        <w:tab/>
+      </w:r>
+      <w:r>
+        <w:rPr>
+          <w:rFonts w:ascii="Times New Roman" w:hAnsi="Times New Roman" w:cs="Times New Roman"/>
+        </w:rPr>
+        <w:tab/>
+      </w:r>
+      <w:r>
+        <w:rPr>
+          <w:rFonts w:ascii="Times New Roman" w:hAnsi="Times New Roman" w:cs="Times New Roman"/>
+        </w:rPr>
+        <w:tab/>
+      </w:r>
+      <w:r>
+        <w:rPr>
+          <w:rFonts w:ascii="Times New Roman" w:hAnsi="Times New Roman" w:cs="Times New Roman"/>
+        </w:rPr>
+        <w:tab/>
+      </w:r>
+      <w:r>
+        <w:rPr>
+          <w:rFonts w:ascii="Times New Roman" w:hAnsi="Times New Roman" w:cs="Times New Roman"/>
+        </w:rPr>
+        <w:tab/>
+      </w:r>
+      <w:r>
+        <w:rPr>
+          <w:rFonts w:ascii="Times New Roman" w:hAnsi="Times New Roman" w:cs="Times New Roman"/>
+        </w:rPr>
+        <w:tab/>
+      </w:r>
+      <w:r>
+        <w:rPr>
+          <w:rFonts w:ascii="Times New Roman" w:hAnsi="Times New Roman" w:cs="Times New Roman"/>
+        </w:rPr>
+        <w:tab/>
+      </w:r>
+      <w:r>
+        <w:rPr>
+          <w:rFonts w:ascii="Times New Roman" w:hAnsi="Times New Roman" w:cs="Times New Roman"/>
+        </w:rPr>
+        <w:tab/>
+      </w:r>
+      <w:r>
+        <w:rPr>
+          <w:rFonts w:ascii="Times New Roman" w:hAnsi="Times New Roman" w:cs="Times New Roman"/>
+        </w:rPr>
+        <w:tab/>
+      </w:r>
+      <w:r>
+        <w:rPr>
+          <w:rFonts w:ascii="Times New Roman" w:hAnsi="Times New Roman" w:cs="Times New Roman"/>
+        </w:rPr>
+        <w:tab/>
+      </w:r>
+      <w:r>
+        <w:rPr>
+          <w:rFonts w:ascii="Times New Roman" w:hAnsi="Times New Roman" w:cs="Times New Roman"/>
+        </w:rPr>
+        <w:tab/>
+      </w:r>
+      <w:r>
+        <w:rPr>
+          <w:rFonts w:ascii="Times New Roman" w:hAnsi="Times New Roman" w:cs="Times New Roman"/>
+        </w:rPr>
+        <w:tab/>
         <w:t>Remote</w:t>
       </w:r>
     </w:p>
@@ -581,7 +574,7 @@
           <w:i/>
           <w:iCs/>
         </w:rPr>
-        <w:t>Comprobase</w:t>
+        <w:t>Kortex</w:t>
       </w:r>
       <w:proofErr w:type="spellEnd"/>
       <w:r>
@@ -590,73 +583,93 @@
           <w:i/>
           <w:iCs/>
         </w:rPr>
-        <w:t xml:space="preserve"> Inc.</w:t>
-      </w:r>
-      <w:r>
-        <w:rPr>
-          <w:rFonts w:ascii="Times New Roman" w:hAnsi="Times New Roman" w:cs="Times New Roman"/>
-        </w:rPr>
-        <w:tab/>
-      </w:r>
-      <w:r>
-        <w:rPr>
-          <w:rFonts w:ascii="Times New Roman" w:hAnsi="Times New Roman" w:cs="Times New Roman"/>
-        </w:rPr>
-        <w:tab/>
-      </w:r>
-      <w:r>
-        <w:rPr>
-          <w:rFonts w:ascii="Times New Roman" w:hAnsi="Times New Roman" w:cs="Times New Roman"/>
-        </w:rPr>
-        <w:tab/>
-      </w:r>
-      <w:r>
-        <w:rPr>
-          <w:rFonts w:ascii="Times New Roman" w:hAnsi="Times New Roman" w:cs="Times New Roman"/>
-        </w:rPr>
-        <w:tab/>
-      </w:r>
-      <w:r>
-        <w:rPr>
-          <w:rFonts w:ascii="Times New Roman" w:hAnsi="Times New Roman" w:cs="Times New Roman"/>
-        </w:rPr>
-        <w:tab/>
-      </w:r>
-      <w:r>
-        <w:rPr>
-          <w:rFonts w:ascii="Times New Roman" w:hAnsi="Times New Roman" w:cs="Times New Roman"/>
-        </w:rPr>
-        <w:tab/>
-      </w:r>
-      <w:r>
-        <w:rPr>
-          <w:rFonts w:ascii="Times New Roman" w:hAnsi="Times New Roman" w:cs="Times New Roman"/>
-        </w:rPr>
-        <w:tab/>
-      </w:r>
-      <w:r>
-        <w:rPr>
-          <w:rFonts w:ascii="Times New Roman" w:hAnsi="Times New Roman" w:cs="Times New Roman"/>
-        </w:rPr>
-        <w:tab/>
-      </w:r>
-      <w:r>
-        <w:rPr>
-          <w:rFonts w:ascii="Times New Roman" w:hAnsi="Times New Roman" w:cs="Times New Roman"/>
-        </w:rPr>
-        <w:tab/>
-      </w:r>
-      <w:r>
-        <w:rPr>
-          <w:rFonts w:ascii="Times New Roman" w:hAnsi="Times New Roman" w:cs="Times New Roman"/>
-        </w:rPr>
-        <w:tab/>
-      </w:r>
-      <w:r>
-        <w:rPr>
-          <w:rFonts w:ascii="Times New Roman" w:hAnsi="Times New Roman" w:cs="Times New Roman"/>
-        </w:rPr>
-        <w:t>June 2024 – May 2025</w:t>
+        <w:t xml:space="preserve"> Studio</w:t>
+      </w:r>
+      <w:r>
+        <w:rPr>
+          <w:rFonts w:ascii="Times New Roman" w:hAnsi="Times New Roman" w:cs="Times New Roman"/>
+          <w:i/>
+          <w:iCs/>
+        </w:rPr>
+        <w:tab/>
+      </w:r>
+      <w:r>
+        <w:rPr>
+          <w:rFonts w:ascii="Times New Roman" w:hAnsi="Times New Roman" w:cs="Times New Roman"/>
+        </w:rPr>
+        <w:tab/>
+      </w:r>
+      <w:r>
+        <w:rPr>
+          <w:rFonts w:ascii="Times New Roman" w:hAnsi="Times New Roman" w:cs="Times New Roman"/>
+        </w:rPr>
+        <w:tab/>
+      </w:r>
+      <w:r>
+        <w:rPr>
+          <w:rFonts w:ascii="Times New Roman" w:hAnsi="Times New Roman" w:cs="Times New Roman"/>
+        </w:rPr>
+        <w:tab/>
+      </w:r>
+      <w:r>
+        <w:rPr>
+          <w:rFonts w:ascii="Times New Roman" w:hAnsi="Times New Roman" w:cs="Times New Roman"/>
+        </w:rPr>
+        <w:tab/>
+      </w:r>
+      <w:r>
+        <w:rPr>
+          <w:rFonts w:ascii="Times New Roman" w:hAnsi="Times New Roman" w:cs="Times New Roman"/>
+        </w:rPr>
+        <w:tab/>
+      </w:r>
+      <w:r>
+        <w:rPr>
+          <w:rFonts w:ascii="Times New Roman" w:hAnsi="Times New Roman" w:cs="Times New Roman"/>
+        </w:rPr>
+        <w:tab/>
+      </w:r>
+      <w:r>
+        <w:rPr>
+          <w:rFonts w:ascii="Times New Roman" w:hAnsi="Times New Roman" w:cs="Times New Roman"/>
+        </w:rPr>
+        <w:tab/>
+      </w:r>
+      <w:r>
+        <w:rPr>
+          <w:rFonts w:ascii="Times New Roman" w:hAnsi="Times New Roman" w:cs="Times New Roman"/>
+        </w:rPr>
+        <w:tab/>
+      </w:r>
+      <w:r>
+        <w:rPr>
+          <w:rFonts w:ascii="Times New Roman" w:hAnsi="Times New Roman" w:cs="Times New Roman"/>
+        </w:rPr>
+        <w:tab/>
+      </w:r>
+      <w:r>
+        <w:rPr>
+          <w:rFonts w:ascii="Times New Roman" w:hAnsi="Times New Roman" w:cs="Times New Roman"/>
+        </w:rPr>
+        <w:tab/>
+      </w:r>
+      <w:r>
+        <w:rPr>
+          <w:rFonts w:ascii="Times New Roman" w:hAnsi="Times New Roman" w:cs="Times New Roman"/>
+        </w:rPr>
+        <w:t>August</w:t>
+      </w:r>
+      <w:r>
+        <w:rPr>
+          <w:rFonts w:ascii="Times New Roman" w:hAnsi="Times New Roman" w:cs="Times New Roman"/>
+        </w:rPr>
+        <w:t xml:space="preserve"> 2024 –</w:t>
+      </w:r>
+      <w:r>
+        <w:rPr>
+          <w:rFonts w:ascii="Times New Roman" w:hAnsi="Times New Roman" w:cs="Times New Roman"/>
+        </w:rPr>
+        <w:t>Present</w:t>
       </w:r>
     </w:p>
     <w:p>
@@ -677,7 +690,7 @@
           <w:rFonts w:ascii="Times New Roman" w:eastAsia="Calibri" w:hAnsi="Times New Roman" w:cs="Times New Roman"/>
           <w:color w:val="1A1A1A"/>
         </w:rPr>
-        <w:t>Developed CRM platform features including client pipelines, contact management, and sales dashboards using React, TypeScript, and Node.js.</w:t>
+        <w:t>Contributed to a freelance software development agency delivering custom web solutions for clients across multiple domains.</w:t>
       </w:r>
     </w:p>
     <w:p>
@@ -698,7 +711,7 @@
           <w:rFonts w:ascii="Times New Roman" w:eastAsia="Calibri" w:hAnsi="Times New Roman" w:cs="Times New Roman"/>
           <w:color w:val="1A1A1A"/>
         </w:rPr>
-        <w:t>Built REST API endpoints with Express.js and integrated third-party email/notification services to extend platform functionality.</w:t>
+        <w:t>Built a RAG-based content generation application using Next.js, Node.js, and OpenAI integrations for a test prep platform.</w:t>
       </w:r>
     </w:p>
     <w:p>
@@ -719,6 +732,268 @@
           <w:rFonts w:ascii="Times New Roman" w:eastAsia="Calibri" w:hAnsi="Times New Roman" w:cs="Times New Roman"/>
           <w:color w:val="1A1A1A"/>
         </w:rPr>
+        <w:t>Developed a full-stack inventory management system, optimizing stock tracking and reducing manual overhead for a grocery retail client</w:t>
+      </w:r>
+      <w:r>
+        <w:rPr>
+          <w:rFonts w:ascii="Times New Roman" w:eastAsia="Calibri" w:hAnsi="Times New Roman" w:cs="Times New Roman"/>
+          <w:color w:val="1A1A1A"/>
+        </w:rPr>
+        <w:t>.</w:t>
+      </w:r>
+    </w:p>
+    <w:p>
+      <w:pPr>
+        <w:pStyle w:val="NoSpacing"/>
+        <w:rPr>
+          <w:rFonts w:ascii="Times New Roman" w:hAnsi="Times New Roman" w:cs="Times New Roman"/>
+        </w:rPr>
+      </w:pPr>
+      <w:r>
+        <w:rPr>
+          <w:rFonts w:ascii="Times New Roman" w:hAnsi="Times New Roman" w:cs="Times New Roman"/>
+          <w:b/>
+          <w:bCs/>
+        </w:rPr>
+        <w:t>Software Engineer</w:t>
+      </w:r>
+      <w:r>
+        <w:rPr>
+          <w:rFonts w:ascii="Times New Roman" w:hAnsi="Times New Roman" w:cs="Times New Roman"/>
+        </w:rPr>
+        <w:tab/>
+      </w:r>
+      <w:r>
+        <w:rPr>
+          <w:rFonts w:ascii="Times New Roman" w:hAnsi="Times New Roman" w:cs="Times New Roman"/>
+        </w:rPr>
+        <w:tab/>
+      </w:r>
+      <w:r>
+        <w:rPr>
+          <w:rFonts w:ascii="Times New Roman" w:hAnsi="Times New Roman" w:cs="Times New Roman"/>
+        </w:rPr>
+        <w:tab/>
+      </w:r>
+      <w:r>
+        <w:rPr>
+          <w:rFonts w:ascii="Times New Roman" w:hAnsi="Times New Roman" w:cs="Times New Roman"/>
+        </w:rPr>
+        <w:tab/>
+      </w:r>
+      <w:r>
+        <w:rPr>
+          <w:rFonts w:ascii="Times New Roman" w:hAnsi="Times New Roman" w:cs="Times New Roman"/>
+        </w:rPr>
+        <w:tab/>
+      </w:r>
+      <w:r>
+        <w:rPr>
+          <w:rFonts w:ascii="Times New Roman" w:hAnsi="Times New Roman" w:cs="Times New Roman"/>
+        </w:rPr>
+        <w:tab/>
+      </w:r>
+      <w:r>
+        <w:rPr>
+          <w:rFonts w:ascii="Times New Roman" w:hAnsi="Times New Roman" w:cs="Times New Roman"/>
+        </w:rPr>
+        <w:tab/>
+      </w:r>
+      <w:r>
+        <w:rPr>
+          <w:rFonts w:ascii="Times New Roman" w:hAnsi="Times New Roman" w:cs="Times New Roman"/>
+        </w:rPr>
+        <w:tab/>
+      </w:r>
+      <w:r>
+        <w:rPr>
+          <w:rFonts w:ascii="Times New Roman" w:hAnsi="Times New Roman" w:cs="Times New Roman"/>
+        </w:rPr>
+        <w:tab/>
+      </w:r>
+      <w:r>
+        <w:rPr>
+          <w:rFonts w:ascii="Times New Roman" w:hAnsi="Times New Roman" w:cs="Times New Roman"/>
+        </w:rPr>
+        <w:tab/>
+      </w:r>
+      <w:r>
+        <w:rPr>
+          <w:rFonts w:ascii="Times New Roman" w:hAnsi="Times New Roman" w:cs="Times New Roman"/>
+        </w:rPr>
+        <w:tab/>
+      </w:r>
+      <w:r>
+        <w:rPr>
+          <w:rFonts w:ascii="Times New Roman" w:hAnsi="Times New Roman" w:cs="Times New Roman"/>
+        </w:rPr>
+        <w:tab/>
+      </w:r>
+      <w:r>
+        <w:rPr>
+          <w:rFonts w:ascii="Times New Roman" w:hAnsi="Times New Roman" w:cs="Times New Roman"/>
+        </w:rPr>
+        <w:t>Remote</w:t>
+      </w:r>
+    </w:p>
+    <w:p>
+      <w:pPr>
+        <w:pStyle w:val="NoSpacing"/>
+        <w:rPr>
+          <w:rFonts w:ascii="Times New Roman" w:hAnsi="Times New Roman" w:cs="Times New Roman"/>
+        </w:rPr>
+      </w:pPr>
+      <w:proofErr w:type="spellStart"/>
+      <w:r>
+        <w:rPr>
+          <w:rFonts w:ascii="Times New Roman" w:hAnsi="Times New Roman" w:cs="Times New Roman"/>
+          <w:i/>
+          <w:iCs/>
+        </w:rPr>
+        <w:t>Comprobase</w:t>
+      </w:r>
+      <w:proofErr w:type="spellEnd"/>
+      <w:r>
+        <w:rPr>
+          <w:rFonts w:ascii="Times New Roman" w:hAnsi="Times New Roman" w:cs="Times New Roman"/>
+          <w:i/>
+          <w:iCs/>
+        </w:rPr>
+        <w:t xml:space="preserve"> Inc.</w:t>
+      </w:r>
+      <w:r>
+        <w:rPr>
+          <w:rFonts w:ascii="Times New Roman" w:hAnsi="Times New Roman" w:cs="Times New Roman"/>
+        </w:rPr>
+        <w:tab/>
+      </w:r>
+      <w:r>
+        <w:rPr>
+          <w:rFonts w:ascii="Times New Roman" w:hAnsi="Times New Roman" w:cs="Times New Roman"/>
+        </w:rPr>
+        <w:tab/>
+      </w:r>
+      <w:r>
+        <w:rPr>
+          <w:rFonts w:ascii="Times New Roman" w:hAnsi="Times New Roman" w:cs="Times New Roman"/>
+        </w:rPr>
+        <w:tab/>
+      </w:r>
+      <w:r>
+        <w:rPr>
+          <w:rFonts w:ascii="Times New Roman" w:hAnsi="Times New Roman" w:cs="Times New Roman"/>
+        </w:rPr>
+        <w:tab/>
+      </w:r>
+      <w:r>
+        <w:rPr>
+          <w:rFonts w:ascii="Times New Roman" w:hAnsi="Times New Roman" w:cs="Times New Roman"/>
+        </w:rPr>
+        <w:tab/>
+      </w:r>
+      <w:r>
+        <w:rPr>
+          <w:rFonts w:ascii="Times New Roman" w:hAnsi="Times New Roman" w:cs="Times New Roman"/>
+        </w:rPr>
+        <w:tab/>
+      </w:r>
+      <w:r>
+        <w:rPr>
+          <w:rFonts w:ascii="Times New Roman" w:hAnsi="Times New Roman" w:cs="Times New Roman"/>
+        </w:rPr>
+        <w:tab/>
+      </w:r>
+      <w:r>
+        <w:rPr>
+          <w:rFonts w:ascii="Times New Roman" w:hAnsi="Times New Roman" w:cs="Times New Roman"/>
+        </w:rPr>
+        <w:tab/>
+      </w:r>
+      <w:r>
+        <w:rPr>
+          <w:rFonts w:ascii="Times New Roman" w:hAnsi="Times New Roman" w:cs="Times New Roman"/>
+        </w:rPr>
+        <w:tab/>
+      </w:r>
+      <w:r>
+        <w:rPr>
+          <w:rFonts w:ascii="Times New Roman" w:hAnsi="Times New Roman" w:cs="Times New Roman"/>
+        </w:rPr>
+        <w:tab/>
+      </w:r>
+      <w:r>
+        <w:rPr>
+          <w:rFonts w:ascii="Times New Roman" w:hAnsi="Times New Roman" w:cs="Times New Roman"/>
+        </w:rPr>
+        <w:tab/>
+      </w:r>
+      <w:r>
+        <w:rPr>
+          <w:rFonts w:ascii="Times New Roman" w:hAnsi="Times New Roman" w:cs="Times New Roman"/>
+        </w:rPr>
+        <w:t>June 2024 – May 2025</w:t>
+      </w:r>
+    </w:p>
+    <w:p>
+      <w:pPr>
+        <w:pStyle w:val="ListParagraph"/>
+        <w:numPr>
+          <w:ilvl w:val="0"/>
+          <w:numId w:val="1"/>
+        </w:numPr>
+        <w:spacing w:before="20" w:after="20" w:line="240" w:lineRule="auto"/>
+        <w:contextualSpacing w:val="0"/>
+        <w:rPr>
+          <w:rFonts w:ascii="Times New Roman" w:hAnsi="Times New Roman" w:cs="Times New Roman"/>
+        </w:rPr>
+      </w:pPr>
+      <w:r>
+        <w:rPr>
+          <w:rFonts w:ascii="Times New Roman" w:eastAsia="Calibri" w:hAnsi="Times New Roman" w:cs="Times New Roman"/>
+          <w:color w:val="1A1A1A"/>
+        </w:rPr>
+        <w:t>Developed CRM platform features including client pipelines, contact management, and sales dashboards using React, TypeScript, and Node.js.</w:t>
+      </w:r>
+    </w:p>
+    <w:p>
+      <w:pPr>
+        <w:pStyle w:val="ListParagraph"/>
+        <w:numPr>
+          <w:ilvl w:val="0"/>
+          <w:numId w:val="1"/>
+        </w:numPr>
+        <w:spacing w:before="20" w:after="20" w:line="240" w:lineRule="auto"/>
+        <w:contextualSpacing w:val="0"/>
+        <w:rPr>
+          <w:rFonts w:ascii="Times New Roman" w:hAnsi="Times New Roman" w:cs="Times New Roman"/>
+        </w:rPr>
+      </w:pPr>
+      <w:r>
+        <w:rPr>
+          <w:rFonts w:ascii="Times New Roman" w:eastAsia="Calibri" w:hAnsi="Times New Roman" w:cs="Times New Roman"/>
+          <w:color w:val="1A1A1A"/>
+        </w:rPr>
+        <w:t>Built REST API endpoints with Express.js and integrated third-party email/notification services to extend platform functionality.</w:t>
+      </w:r>
+    </w:p>
+    <w:p>
+      <w:pPr>
+        <w:pStyle w:val="ListParagraph"/>
+        <w:numPr>
+          <w:ilvl w:val="0"/>
+          <w:numId w:val="1"/>
+        </w:numPr>
+        <w:spacing w:before="20" w:after="20" w:line="240" w:lineRule="auto"/>
+        <w:contextualSpacing w:val="0"/>
+        <w:rPr>
+          <w:rFonts w:ascii="Times New Roman" w:hAnsi="Times New Roman" w:cs="Times New Roman"/>
+        </w:rPr>
+      </w:pPr>
+      <w:r>
+        <w:rPr>
+          <w:rFonts w:ascii="Times New Roman" w:eastAsia="Calibri" w:hAnsi="Times New Roman" w:cs="Times New Roman"/>
+          <w:color w:val="1A1A1A"/>
+        </w:rPr>
         <w:t>Contributed to Agile sprints, code reviews, and architectural decisions across a fast-paced product team.</w:t>
       </w:r>
     </w:p>
@@ -745,125 +1020,456 @@
           <w:sz w:val="24"/>
           <w:szCs w:val="24"/>
         </w:rPr>
-        <w:t>PROJECTS</w:t>
-      </w:r>
-    </w:p>
-    <w:p>
-      <w:pPr>
-        <w:spacing w:before="20" w:after="20" w:line="240" w:lineRule="auto"/>
+        <w:t>Projects</w:t>
+      </w:r>
+    </w:p>
+    <w:p>
+      <w:pPr>
+        <w:spacing w:before="10" w:after="10" w:line="240" w:lineRule="auto"/>
+        <w:ind w:left="160"/>
+        <w:rPr>
+          <w:rFonts w:ascii="Times New Roman" w:eastAsia="Calibri" w:hAnsi="Times New Roman" w:cs="Times New Roman"/>
+          <w:color w:val="1A1A1A"/>
+        </w:rPr>
+      </w:pPr>
+      <w:r>
+        <w:rPr>
+          <w:rFonts w:ascii="Times New Roman" w:eastAsia="Calibri" w:hAnsi="Times New Roman" w:cs="Times New Roman"/>
+          <w:b/>
+          <w:bCs/>
+          <w:color w:val="1A1A1A"/>
+        </w:rPr>
+        <w:t>Master's Capstone — Football Analytics &amp; ML</w:t>
+      </w:r>
+    </w:p>
+    <w:p>
+      <w:pPr>
+        <w:spacing w:before="10" w:after="10" w:line="240" w:lineRule="auto"/>
+        <w:ind w:left="160"/>
+        <w:rPr>
+          <w:rFonts w:ascii="Times New Roman" w:eastAsia="Calibri" w:hAnsi="Times New Roman" w:cs="Times New Roman"/>
+          <w:color w:val="1A1A1A"/>
+        </w:rPr>
+      </w:pPr>
+      <w:r>
+        <w:rPr>
+          <w:rFonts w:ascii="Times New Roman" w:eastAsia="Calibri" w:hAnsi="Times New Roman" w:cs="Times New Roman"/>
+          <w:color w:val="1A1A1A"/>
+        </w:rPr>
+        <w:t>Built an end-to-end soccer analytics pipeline using Python and SQL to predict match outcomes and identify top performers. Processed real-world unstructured data through cleaning, preprocessing, and feature engineering, then implemented a Random Forest model to generate and evaluate predictions.</w:t>
+      </w:r>
+    </w:p>
+    <w:p>
+      <w:pPr>
+        <w:spacing w:before="10" w:after="10" w:line="240" w:lineRule="auto"/>
+        <w:ind w:left="160"/>
+        <w:rPr>
+          <w:rFonts w:ascii="Times New Roman" w:eastAsia="Calibri" w:hAnsi="Times New Roman" w:cs="Times New Roman"/>
+          <w:color w:val="1A1A1A"/>
+        </w:rPr>
+      </w:pPr>
+    </w:p>
+    <w:p>
+      <w:pPr>
+        <w:spacing w:before="10" w:after="10" w:line="240" w:lineRule="auto"/>
+        <w:ind w:left="160"/>
+        <w:rPr>
+          <w:rFonts w:ascii="Times New Roman" w:eastAsia="Calibri" w:hAnsi="Times New Roman" w:cs="Times New Roman"/>
+          <w:b/>
+          <w:bCs/>
+          <w:color w:val="1A1A1A"/>
+        </w:rPr>
+      </w:pPr>
+      <w:r>
+        <w:rPr>
+          <w:rFonts w:ascii="Times New Roman" w:eastAsia="Calibri" w:hAnsi="Times New Roman" w:cs="Times New Roman"/>
+          <w:b/>
+          <w:bCs/>
+          <w:color w:val="1A1A1A"/>
+        </w:rPr>
+        <w:t>Chef Leo Recipe Web App</w:t>
+      </w:r>
+    </w:p>
+    <w:p>
+      <w:pPr>
+        <w:spacing w:before="10" w:after="10" w:line="240" w:lineRule="auto"/>
+        <w:ind w:left="160"/>
+        <w:rPr>
+          <w:rFonts w:ascii="Times New Roman" w:eastAsia="Calibri" w:hAnsi="Times New Roman" w:cs="Times New Roman"/>
+          <w:color w:val="1A1A1A"/>
+        </w:rPr>
+      </w:pPr>
+      <w:r>
+        <w:rPr>
+          <w:rFonts w:ascii="Times New Roman" w:eastAsia="Calibri" w:hAnsi="Times New Roman" w:cs="Times New Roman"/>
+          <w:color w:val="1A1A1A"/>
+        </w:rPr>
+        <w:t>Built a recipe web app using React that takes user-provided ingredients and dynamically suggests recipes using a Hugging Face ML model. Focused on frontend development and UX, with planned backend integration via Node.js for data-driven recommendation features.</w:t>
+      </w:r>
+    </w:p>
+    <w:p>
+      <w:pPr>
+        <w:spacing w:before="10" w:after="10" w:line="240" w:lineRule="auto"/>
+        <w:ind w:left="160"/>
+        <w:rPr>
+          <w:rFonts w:ascii="Times New Roman" w:eastAsia="Calibri" w:hAnsi="Times New Roman" w:cs="Times New Roman"/>
+          <w:color w:val="1A1A1A"/>
+        </w:rPr>
+      </w:pPr>
+    </w:p>
+    <w:p>
+      <w:pPr>
+        <w:spacing w:before="10" w:after="10" w:line="240" w:lineRule="auto"/>
+        <w:ind w:left="160"/>
+        <w:rPr>
+          <w:rFonts w:ascii="Times New Roman" w:eastAsia="Calibri" w:hAnsi="Times New Roman" w:cs="Times New Roman"/>
+          <w:b/>
+          <w:bCs/>
+          <w:color w:val="1A1A1A"/>
+        </w:rPr>
+      </w:pPr>
+      <w:proofErr w:type="spellStart"/>
+      <w:r>
+        <w:rPr>
+          <w:rFonts w:ascii="Times New Roman" w:eastAsia="Calibri" w:hAnsi="Times New Roman" w:cs="Times New Roman"/>
+          <w:b/>
+          <w:bCs/>
+          <w:color w:val="1A1A1A"/>
+        </w:rPr>
+        <w:t>Notz</w:t>
+      </w:r>
+      <w:proofErr w:type="spellEnd"/>
+      <w:r>
+        <w:rPr>
+          <w:rFonts w:ascii="Times New Roman" w:eastAsia="Calibri" w:hAnsi="Times New Roman" w:cs="Times New Roman"/>
+          <w:b/>
+          <w:bCs/>
+          <w:color w:val="1A1A1A"/>
+        </w:rPr>
+        <w:t xml:space="preserve"> Note-taking App</w:t>
+      </w:r>
+    </w:p>
+    <w:p>
+      <w:pPr>
+        <w:spacing w:before="10" w:after="10" w:line="240" w:lineRule="auto"/>
+        <w:ind w:left="160"/>
+        <w:rPr>
+          <w:rFonts w:ascii="Times New Roman" w:eastAsia="Calibri" w:hAnsi="Times New Roman" w:cs="Times New Roman"/>
+          <w:color w:val="1A1A1A"/>
+        </w:rPr>
+      </w:pPr>
+      <w:r>
+        <w:rPr>
+          <w:rFonts w:ascii="Times New Roman" w:eastAsia="Calibri" w:hAnsi="Times New Roman" w:cs="Times New Roman"/>
+          <w:color w:val="1A1A1A"/>
+        </w:rPr>
+        <w:t xml:space="preserve">Built a note-taking app with Next.js and Firebase featuring real-time </w:t>
+      </w:r>
+      <w:proofErr w:type="spellStart"/>
+      <w:r>
+        <w:rPr>
+          <w:rFonts w:ascii="Times New Roman" w:eastAsia="Calibri" w:hAnsi="Times New Roman" w:cs="Times New Roman"/>
+          <w:color w:val="1A1A1A"/>
+        </w:rPr>
+        <w:t>Firestore</w:t>
+      </w:r>
+      <w:proofErr w:type="spellEnd"/>
+      <w:r>
+        <w:rPr>
+          <w:rFonts w:ascii="Times New Roman" w:eastAsia="Calibri" w:hAnsi="Times New Roman" w:cs="Times New Roman"/>
+          <w:color w:val="1A1A1A"/>
+        </w:rPr>
+        <w:t xml:space="preserve"> storage, Google and email/password auth, and an interactive dashboard with color-coded notes and theme variations.</w:t>
+      </w:r>
+    </w:p>
+    <w:p>
+      <w:pPr>
+        <w:spacing w:before="10" w:after="10" w:line="240" w:lineRule="auto"/>
+        <w:ind w:left="160"/>
+        <w:rPr>
+          <w:rFonts w:ascii="Times New Roman" w:eastAsia="Calibri" w:hAnsi="Times New Roman" w:cs="Times New Roman"/>
+          <w:color w:val="1A1A1A"/>
+        </w:rPr>
+      </w:pPr>
+    </w:p>
+    <w:p>
+      <w:pPr>
+        <w:spacing w:line="240" w:lineRule="auto"/>
         <w:rPr>
           <w:rFonts w:ascii="Times New Roman" w:hAnsi="Times New Roman" w:cs="Times New Roman"/>
           <w:sz w:val="24"/>
           <w:szCs w:val="24"/>
         </w:rPr>
       </w:pPr>
-    </w:p>
-    <w:p>
-      <w:pPr>
-        <w:spacing w:before="10" w:after="10" w:line="240" w:lineRule="auto"/>
-        <w:ind w:left="160"/>
-        <w:rPr>
-          <w:rFonts w:ascii="Times New Roman" w:eastAsia="Calibri" w:hAnsi="Times New Roman" w:cs="Times New Roman"/>
-          <w:color w:val="1A1A1A"/>
-        </w:rPr>
-      </w:pPr>
-      <w:r>
-        <w:rPr>
-          <w:rFonts w:ascii="Times New Roman" w:eastAsia="Calibri" w:hAnsi="Times New Roman" w:cs="Times New Roman"/>
+      <w:r>
+        <w:rPr>
+          <w:rFonts w:ascii="Times New Roman" w:hAnsi="Times New Roman" w:cs="Times New Roman"/>
+          <w:sz w:val="24"/>
+          <w:szCs w:val="24"/>
+        </w:rPr>
+        <w:t>Education</w:t>
+      </w:r>
+    </w:p>
+    <w:p>
+      <w:pPr>
+        <w:pStyle w:val="NoSpacing"/>
+        <w:rPr>
+          <w:rFonts w:ascii="Times New Roman" w:hAnsi="Times New Roman" w:cs="Times New Roman"/>
+        </w:rPr>
+      </w:pPr>
+      <w:r>
+        <w:rPr>
+          <w:rFonts w:ascii="Times New Roman" w:hAnsi="Times New Roman" w:cs="Times New Roman"/>
           <w:b/>
           <w:bCs/>
-          <w:color w:val="1A1A1A"/>
-        </w:rPr>
-        <w:t>Master's Capstone — Football Analytics &amp; ML</w:t>
-      </w:r>
-    </w:p>
-    <w:p>
-      <w:pPr>
-        <w:spacing w:before="10" w:after="10" w:line="240" w:lineRule="auto"/>
-        <w:ind w:left="160"/>
-        <w:rPr>
-          <w:rFonts w:ascii="Times New Roman" w:eastAsia="Calibri" w:hAnsi="Times New Roman" w:cs="Times New Roman"/>
-          <w:color w:val="1A1A1A"/>
-        </w:rPr>
-      </w:pPr>
-      <w:r>
-        <w:rPr>
-          <w:rFonts w:ascii="Times New Roman" w:eastAsia="Calibri" w:hAnsi="Times New Roman" w:cs="Times New Roman"/>
-          <w:color w:val="1A1A1A"/>
-        </w:rPr>
-        <w:t>Built an end-to-end soccer analytics pipeline using Python and SQL to predict match outcomes and identify top performers. Processed real-world unstructured data through cleaning, preprocessing, and feature engineering, then implemented a Random Forest model to generate and evaluate predictions.</w:t>
-      </w:r>
-    </w:p>
-    <w:p>
-      <w:pPr>
-        <w:spacing w:before="10" w:after="10" w:line="240" w:lineRule="auto"/>
-        <w:ind w:left="160"/>
-        <w:rPr>
-          <w:rFonts w:ascii="Times New Roman" w:eastAsia="Calibri" w:hAnsi="Times New Roman" w:cs="Times New Roman"/>
-          <w:color w:val="1A1A1A"/>
-        </w:rPr>
-      </w:pPr>
-    </w:p>
-    <w:p>
-      <w:pPr>
-        <w:spacing w:before="10" w:after="10" w:line="240" w:lineRule="auto"/>
-        <w:ind w:left="160"/>
-        <w:rPr>
-          <w:rFonts w:ascii="Times New Roman" w:eastAsia="Calibri" w:hAnsi="Times New Roman" w:cs="Times New Roman"/>
+        </w:rPr>
+        <w:t>Master of Science, Computer Science</w:t>
+      </w:r>
+      <w:r>
+        <w:rPr>
+          <w:rFonts w:ascii="Times New Roman" w:hAnsi="Times New Roman" w:cs="Times New Roman"/>
+        </w:rPr>
+        <w:t xml:space="preserve"> </w:t>
+      </w:r>
+      <w:r>
+        <w:rPr>
+          <w:rFonts w:ascii="Times New Roman" w:hAnsi="Times New Roman" w:cs="Times New Roman"/>
+        </w:rPr>
+        <w:tab/>
+      </w:r>
+      <w:r>
+        <w:rPr>
+          <w:rFonts w:ascii="Times New Roman" w:hAnsi="Times New Roman" w:cs="Times New Roman"/>
+        </w:rPr>
+        <w:tab/>
+      </w:r>
+      <w:r>
+        <w:rPr>
+          <w:rFonts w:ascii="Times New Roman" w:hAnsi="Times New Roman" w:cs="Times New Roman"/>
+        </w:rPr>
+        <w:tab/>
+      </w:r>
+      <w:r>
+        <w:rPr>
+          <w:rFonts w:ascii="Times New Roman" w:hAnsi="Times New Roman" w:cs="Times New Roman"/>
+        </w:rPr>
+        <w:tab/>
+      </w:r>
+      <w:r>
+        <w:rPr>
+          <w:rFonts w:ascii="Times New Roman" w:hAnsi="Times New Roman" w:cs="Times New Roman"/>
+        </w:rPr>
+        <w:tab/>
+      </w:r>
+      <w:r>
+        <w:rPr>
+          <w:rFonts w:ascii="Times New Roman" w:hAnsi="Times New Roman" w:cs="Times New Roman"/>
+        </w:rPr>
+        <w:tab/>
+      </w:r>
+      <w:r>
+        <w:rPr>
+          <w:rFonts w:ascii="Times New Roman" w:hAnsi="Times New Roman" w:cs="Times New Roman"/>
+        </w:rPr>
+        <w:tab/>
+      </w:r>
+      <w:r>
+        <w:rPr>
+          <w:rFonts w:ascii="Times New Roman" w:hAnsi="Times New Roman" w:cs="Times New Roman"/>
+        </w:rPr>
+        <w:tab/>
+      </w:r>
+      <w:r>
+        <w:rPr>
+          <w:rFonts w:ascii="Times New Roman" w:hAnsi="Times New Roman" w:cs="Times New Roman"/>
+        </w:rPr>
+        <w:tab/>
+      </w:r>
+      <w:r>
+        <w:rPr>
+          <w:rFonts w:ascii="Times New Roman" w:hAnsi="Times New Roman" w:cs="Times New Roman"/>
+        </w:rPr>
+        <w:t>2022 - 2024</w:t>
+      </w:r>
+    </w:p>
+    <w:p>
+      <w:pPr>
+        <w:pStyle w:val="NoSpacing"/>
+      </w:pPr>
+      <w:r>
+        <w:rPr>
+          <w:rFonts w:ascii="Times New Roman" w:hAnsi="Times New Roman" w:cs="Times New Roman"/>
+        </w:rPr>
+        <w:t>Bradley University, Peoria IL, USA</w:t>
+      </w:r>
+    </w:p>
+    <w:p>
+      <w:pPr>
+        <w:pStyle w:val="NoSpacing"/>
+        <w:rPr>
+          <w:rFonts w:ascii="Times New Roman" w:hAnsi="Times New Roman" w:cs="Times New Roman"/>
+        </w:rPr>
+      </w:pPr>
+      <w:r>
+        <w:br/>
+      </w:r>
+      <w:r>
+        <w:rPr>
+          <w:rFonts w:ascii="Times New Roman" w:hAnsi="Times New Roman" w:cs="Times New Roman"/>
           <w:b/>
           <w:bCs/>
-          <w:color w:val="1A1A1A"/>
-        </w:rPr>
-      </w:pPr>
-      <w:r>
-        <w:rPr>
-          <w:rFonts w:ascii="Times New Roman" w:eastAsia="Calibri" w:hAnsi="Times New Roman" w:cs="Times New Roman"/>
+        </w:rPr>
+        <w:t>Bachelors of Engineering</w:t>
+      </w:r>
+      <w:r>
+        <w:rPr>
+          <w:rFonts w:ascii="Times New Roman" w:hAnsi="Times New Roman" w:cs="Times New Roman"/>
           <w:b/>
           <w:bCs/>
-          <w:color w:val="1A1A1A"/>
-        </w:rPr>
-        <w:t>Chef Leo Recipe Web App</w:t>
-      </w:r>
-    </w:p>
-    <w:p>
-      <w:pPr>
-        <w:spacing w:before="10" w:after="10" w:line="240" w:lineRule="auto"/>
-        <w:ind w:left="160"/>
-        <w:rPr>
-          <w:rFonts w:ascii="Times New Roman" w:eastAsia="Calibri" w:hAnsi="Times New Roman" w:cs="Times New Roman"/>
-          <w:color w:val="1A1A1A"/>
-        </w:rPr>
-      </w:pPr>
-      <w:r>
-        <w:rPr>
-          <w:rFonts w:ascii="Times New Roman" w:eastAsia="Calibri" w:hAnsi="Times New Roman" w:cs="Times New Roman"/>
-          <w:color w:val="1A1A1A"/>
-        </w:rPr>
-        <w:t>Built a recipe web app using React that takes user-provided ingredients and dynamically suggests recipes using a Hugging Face ML model. Focused on frontend development and UX, with planned backend integration via Node.js for data-driven recommendation features.</w:t>
-      </w:r>
-    </w:p>
-    <w:p>
-      <w:pPr>
-        <w:spacing w:before="10" w:after="10" w:line="240" w:lineRule="auto"/>
-        <w:ind w:left="160"/>
-        <w:rPr>
-          <w:rFonts w:ascii="Times New Roman" w:eastAsia="Calibri" w:hAnsi="Times New Roman" w:cs="Times New Roman"/>
-          <w:color w:val="1A1A1A"/>
-        </w:rPr>
-      </w:pPr>
-    </w:p>
-    <w:p>
-      <w:pPr>
-        <w:spacing w:before="10" w:after="10" w:line="240" w:lineRule="auto"/>
-        <w:ind w:left="160"/>
+        </w:rPr>
+        <w:tab/>
+      </w:r>
+      <w:r>
+        <w:rPr>
+          <w:rFonts w:ascii="Times New Roman" w:hAnsi="Times New Roman" w:cs="Times New Roman"/>
+        </w:rPr>
+        <w:tab/>
+      </w:r>
+      <w:r>
+        <w:rPr>
+          <w:rFonts w:ascii="Times New Roman" w:hAnsi="Times New Roman" w:cs="Times New Roman"/>
+        </w:rPr>
+        <w:tab/>
+      </w:r>
+      <w:r>
+        <w:rPr>
+          <w:rFonts w:ascii="Times New Roman" w:hAnsi="Times New Roman" w:cs="Times New Roman"/>
+        </w:rPr>
+        <w:tab/>
+      </w:r>
+      <w:r>
+        <w:rPr>
+          <w:rFonts w:ascii="Times New Roman" w:hAnsi="Times New Roman" w:cs="Times New Roman"/>
+        </w:rPr>
+        <w:tab/>
+      </w:r>
+      <w:r>
+        <w:rPr>
+          <w:rFonts w:ascii="Times New Roman" w:hAnsi="Times New Roman" w:cs="Times New Roman"/>
+        </w:rPr>
+        <w:tab/>
+      </w:r>
+      <w:r>
+        <w:rPr>
+          <w:rFonts w:ascii="Times New Roman" w:hAnsi="Times New Roman" w:cs="Times New Roman"/>
+        </w:rPr>
+        <w:tab/>
+      </w:r>
+      <w:r>
+        <w:rPr>
+          <w:rFonts w:ascii="Times New Roman" w:hAnsi="Times New Roman" w:cs="Times New Roman"/>
+        </w:rPr>
+        <w:tab/>
+      </w:r>
+      <w:r>
+        <w:rPr>
+          <w:rFonts w:ascii="Times New Roman" w:hAnsi="Times New Roman" w:cs="Times New Roman"/>
+        </w:rPr>
+        <w:tab/>
+      </w:r>
+      <w:r>
+        <w:rPr>
+          <w:rFonts w:ascii="Times New Roman" w:hAnsi="Times New Roman" w:cs="Times New Roman"/>
+        </w:rPr>
+        <w:tab/>
+      </w:r>
+      <w:r>
+        <w:rPr>
+          <w:rFonts w:ascii="Times New Roman" w:hAnsi="Times New Roman" w:cs="Times New Roman"/>
+        </w:rPr>
+        <w:t>2018 – 2022</w:t>
+      </w:r>
+    </w:p>
+    <w:p>
+      <w:pPr>
+        <w:pStyle w:val="NoSpacing"/>
+        <w:rPr>
+          <w:rFonts w:ascii="Times New Roman" w:hAnsi="Times New Roman" w:cs="Times New Roman"/>
+        </w:rPr>
+      </w:pPr>
+      <w:r>
+        <w:rPr>
+          <w:rFonts w:ascii="Times New Roman" w:hAnsi="Times New Roman" w:cs="Times New Roman"/>
+        </w:rPr>
+        <w:t>Osmania University, Hyderabad, India</w:t>
+      </w:r>
+    </w:p>
+    <w:p>
+      <w:pPr>
+        <w:pStyle w:val="NoSpacing"/>
+        <w:rPr>
+          <w:rFonts w:ascii="Times New Roman" w:hAnsi="Times New Roman" w:cs="Times New Roman"/>
+        </w:rPr>
+      </w:pPr>
+    </w:p>
+    <w:p>
+      <w:pPr>
+        <w:spacing w:line="240" w:lineRule="auto"/>
+        <w:rPr>
+          <w:rFonts w:ascii="Times New Roman" w:hAnsi="Times New Roman" w:cs="Times New Roman"/>
+          <w:sz w:val="24"/>
+          <w:szCs w:val="24"/>
+        </w:rPr>
+      </w:pPr>
+      <w:r>
+        <w:rPr>
+          <w:rFonts w:ascii="Times New Roman" w:hAnsi="Times New Roman" w:cs="Times New Roman"/>
+          <w:sz w:val="24"/>
+          <w:szCs w:val="24"/>
+        </w:rPr>
+        <w:t>Skills</w:t>
+      </w:r>
+    </w:p>
+    <w:p>
+      <w:pPr>
+        <w:spacing w:before="50" w:after="20" w:line="240" w:lineRule="auto"/>
+        <w:rPr>
+          <w:rFonts w:ascii="Times New Roman" w:hAnsi="Times New Roman" w:cs="Times New Roman"/>
+        </w:rPr>
+      </w:pPr>
+      <w:r>
         <w:rPr>
           <w:rFonts w:ascii="Times New Roman" w:eastAsia="Calibri" w:hAnsi="Times New Roman" w:cs="Times New Roman"/>
           <w:b/>
           <w:bCs/>
           <w:color w:val="1A1A1A"/>
         </w:rPr>
-      </w:pPr>
+        <w:t xml:space="preserve">Languages &amp; Frameworks:  </w:t>
+      </w:r>
+      <w:r>
+        <w:rPr>
+          <w:rFonts w:ascii="Times New Roman" w:eastAsia="Calibri" w:hAnsi="Times New Roman" w:cs="Times New Roman"/>
+          <w:color w:val="1A1A1A"/>
+        </w:rPr>
+        <w:t xml:space="preserve">JavaScript, TypeScript, React, Next.js, Node.js, Express.js, </w:t>
+      </w:r>
       <w:proofErr w:type="spellStart"/>
+      <w:r>
+        <w:rPr>
+          <w:rFonts w:ascii="Times New Roman" w:eastAsia="Calibri" w:hAnsi="Times New Roman" w:cs="Times New Roman"/>
+          <w:color w:val="1A1A1A"/>
+        </w:rPr>
+        <w:t>NestJS</w:t>
+      </w:r>
+      <w:proofErr w:type="spellEnd"/>
+    </w:p>
+    <w:p>
+      <w:pPr>
+        <w:spacing w:before="20" w:after="20" w:line="240" w:lineRule="auto"/>
+        <w:rPr>
+          <w:rFonts w:ascii="Times New Roman" w:hAnsi="Times New Roman" w:cs="Times New Roman"/>
+        </w:rPr>
+      </w:pPr>
       <w:r>
         <w:rPr>
           <w:rFonts w:ascii="Times New Roman" w:eastAsia="Calibri" w:hAnsi="Times New Roman" w:cs="Times New Roman"/>
@@ -871,9 +1477,39 @@
           <w:bCs/>
           <w:color w:val="1A1A1A"/>
         </w:rPr>
-        <w:t>Notz</w:t>
+        <w:t xml:space="preserve">APIs &amp; Databases:  </w:t>
+      </w:r>
+      <w:r>
+        <w:rPr>
+          <w:rFonts w:ascii="Times New Roman" w:eastAsia="Calibri" w:hAnsi="Times New Roman" w:cs="Times New Roman"/>
+          <w:color w:val="1A1A1A"/>
+        </w:rPr>
+        <w:t xml:space="preserve">REST APIs, </w:t>
+      </w:r>
+      <w:proofErr w:type="spellStart"/>
+      <w:r>
+        <w:rPr>
+          <w:rFonts w:ascii="Times New Roman" w:eastAsia="Calibri" w:hAnsi="Times New Roman" w:cs="Times New Roman"/>
+          <w:color w:val="1A1A1A"/>
+        </w:rPr>
+        <w:t>GraphQL</w:t>
       </w:r>
       <w:proofErr w:type="spellEnd"/>
+      <w:r>
+        <w:rPr>
+          <w:rFonts w:ascii="Times New Roman" w:eastAsia="Calibri" w:hAnsi="Times New Roman" w:cs="Times New Roman"/>
+          <w:color w:val="1A1A1A"/>
+        </w:rPr>
+        <w:t>, SQL, PostgreSQL, MySQL, MongoDB</w:t>
+      </w:r>
+    </w:p>
+    <w:p>
+      <w:pPr>
+        <w:spacing w:before="20" w:after="20" w:line="240" w:lineRule="auto"/>
+        <w:rPr>
+          <w:rFonts w:ascii="Times New Roman" w:hAnsi="Times New Roman" w:cs="Times New Roman"/>
+        </w:rPr>
+      </w:pPr>
       <w:r>
         <w:rPr>
           <w:rFonts w:ascii="Times New Roman" w:eastAsia="Calibri" w:hAnsi="Times New Roman" w:cs="Times New Roman"/>
@@ -881,377 +1517,6 @@
           <w:bCs/>
           <w:color w:val="1A1A1A"/>
         </w:rPr>
-        <w:t xml:space="preserve"> Note-taking App</w:t>
-      </w:r>
-    </w:p>
-    <w:p>
-      <w:pPr>
-        <w:spacing w:before="10" w:after="10" w:line="240" w:lineRule="auto"/>
-        <w:ind w:left="160"/>
-        <w:rPr>
-          <w:rFonts w:ascii="Times New Roman" w:eastAsia="Calibri" w:hAnsi="Times New Roman" w:cs="Times New Roman"/>
-          <w:color w:val="1A1A1A"/>
-        </w:rPr>
-      </w:pPr>
-      <w:r>
-        <w:rPr>
-          <w:rFonts w:ascii="Times New Roman" w:eastAsia="Calibri" w:hAnsi="Times New Roman" w:cs="Times New Roman"/>
-          <w:color w:val="1A1A1A"/>
-        </w:rPr>
-        <w:t xml:space="preserve">Built a note-taking app with Next.js and Firebase featuring real-time </w:t>
-      </w:r>
-      <w:proofErr w:type="spellStart"/>
-      <w:r>
-        <w:rPr>
-          <w:rFonts w:ascii="Times New Roman" w:eastAsia="Calibri" w:hAnsi="Times New Roman" w:cs="Times New Roman"/>
-          <w:color w:val="1A1A1A"/>
-        </w:rPr>
-        <w:t>Firestore</w:t>
-      </w:r>
-      <w:proofErr w:type="spellEnd"/>
-      <w:r>
-        <w:rPr>
-          <w:rFonts w:ascii="Times New Roman" w:eastAsia="Calibri" w:hAnsi="Times New Roman" w:cs="Times New Roman"/>
-          <w:color w:val="1A1A1A"/>
-        </w:rPr>
-        <w:t xml:space="preserve"> storage, Google and email/password auth, and an interactive dashboard with color-coded notes and theme variations.</w:t>
-      </w:r>
-    </w:p>
-    <w:p>
-      <w:pPr>
-        <w:spacing w:before="10" w:after="10" w:line="240" w:lineRule="auto"/>
-        <w:ind w:left="160"/>
-        <w:rPr>
-          <w:rFonts w:ascii="Times New Roman" w:eastAsia="Calibri" w:hAnsi="Times New Roman" w:cs="Times New Roman"/>
-          <w:color w:val="1A1A1A"/>
-        </w:rPr>
-      </w:pPr>
-    </w:p>
-    <w:p>
-      <w:pPr>
-        <w:spacing w:line="240" w:lineRule="auto"/>
-        <w:rPr>
-          <w:rFonts w:ascii="Times New Roman" w:hAnsi="Times New Roman" w:cs="Times New Roman"/>
-          <w:sz w:val="24"/>
-          <w:szCs w:val="24"/>
-        </w:rPr>
-      </w:pPr>
-      <w:r>
-        <w:rPr>
-          <w:rFonts w:ascii="Times New Roman" w:hAnsi="Times New Roman" w:cs="Times New Roman"/>
-          <w:sz w:val="24"/>
-          <w:szCs w:val="24"/>
-        </w:rPr>
-        <w:t>EDUCATION</w:t>
-      </w:r>
-    </w:p>
-    <w:p>
-      <w:pPr>
-        <w:pStyle w:val="NoSpacing"/>
-        <w:rPr>
-          <w:rFonts w:ascii="Times New Roman" w:hAnsi="Times New Roman" w:cs="Times New Roman"/>
-        </w:rPr>
-      </w:pPr>
-      <w:r>
-        <w:rPr>
-          <w:rFonts w:ascii="Times New Roman" w:hAnsi="Times New Roman" w:cs="Times New Roman"/>
-          <w:b/>
-          <w:bCs/>
-        </w:rPr>
-        <w:t>Master of Science, Computer Science</w:t>
-      </w:r>
-      <w:r>
-        <w:rPr>
-          <w:rFonts w:ascii="Times New Roman" w:hAnsi="Times New Roman" w:cs="Times New Roman"/>
-        </w:rPr>
-        <w:t xml:space="preserve"> </w:t>
-      </w:r>
-      <w:r>
-        <w:rPr>
-          <w:rFonts w:ascii="Times New Roman" w:hAnsi="Times New Roman" w:cs="Times New Roman"/>
-        </w:rPr>
-        <w:tab/>
-      </w:r>
-      <w:r>
-        <w:rPr>
-          <w:rFonts w:ascii="Times New Roman" w:hAnsi="Times New Roman" w:cs="Times New Roman"/>
-        </w:rPr>
-        <w:tab/>
-      </w:r>
-      <w:r>
-        <w:rPr>
-          <w:rFonts w:ascii="Times New Roman" w:hAnsi="Times New Roman" w:cs="Times New Roman"/>
-        </w:rPr>
-        <w:tab/>
-      </w:r>
-      <w:r>
-        <w:rPr>
-          <w:rFonts w:ascii="Times New Roman" w:hAnsi="Times New Roman" w:cs="Times New Roman"/>
-        </w:rPr>
-        <w:tab/>
-      </w:r>
-      <w:r>
-        <w:rPr>
-          <w:rFonts w:ascii="Times New Roman" w:hAnsi="Times New Roman" w:cs="Times New Roman"/>
-        </w:rPr>
-        <w:tab/>
-      </w:r>
-      <w:r>
-        <w:rPr>
-          <w:rFonts w:ascii="Times New Roman" w:hAnsi="Times New Roman" w:cs="Times New Roman"/>
-        </w:rPr>
-        <w:tab/>
-      </w:r>
-      <w:r>
-        <w:rPr>
-          <w:rFonts w:ascii="Times New Roman" w:hAnsi="Times New Roman" w:cs="Times New Roman"/>
-        </w:rPr>
-        <w:tab/>
-      </w:r>
-      <w:r>
-        <w:rPr>
-          <w:rFonts w:ascii="Times New Roman" w:hAnsi="Times New Roman" w:cs="Times New Roman"/>
-        </w:rPr>
-        <w:tab/>
-      </w:r>
-      <w:r>
-        <w:rPr>
-          <w:rFonts w:ascii="Times New Roman" w:hAnsi="Times New Roman" w:cs="Times New Roman"/>
-        </w:rPr>
-        <w:tab/>
-      </w:r>
-      <w:r>
-        <w:rPr>
-          <w:rFonts w:ascii="Times New Roman" w:hAnsi="Times New Roman" w:cs="Times New Roman"/>
-        </w:rPr>
-        <w:t>2022 - 2024</w:t>
-      </w:r>
-    </w:p>
-    <w:p>
-      <w:pPr>
-        <w:pStyle w:val="NoSpacing"/>
-      </w:pPr>
-      <w:r>
-        <w:rPr>
-          <w:rFonts w:ascii="Times New Roman" w:hAnsi="Times New Roman" w:cs="Times New Roman"/>
-        </w:rPr>
-        <w:t>Bradley University, Peoria IL, USA</w:t>
-      </w:r>
-    </w:p>
-    <w:p>
-      <w:pPr>
-        <w:pStyle w:val="NoSpacing"/>
-        <w:rPr>
-          <w:rFonts w:ascii="Times New Roman" w:hAnsi="Times New Roman" w:cs="Times New Roman"/>
-        </w:rPr>
-      </w:pPr>
-      <w:r>
-        <w:br/>
-      </w:r>
-      <w:r>
-        <w:rPr>
-          <w:rFonts w:ascii="Times New Roman" w:hAnsi="Times New Roman" w:cs="Times New Roman"/>
-          <w:b/>
-          <w:bCs/>
-        </w:rPr>
-        <w:t>Bachelors of Engineering</w:t>
-      </w:r>
-      <w:r>
-        <w:rPr>
-          <w:rFonts w:ascii="Times New Roman" w:hAnsi="Times New Roman" w:cs="Times New Roman"/>
-          <w:b/>
-          <w:bCs/>
-        </w:rPr>
-        <w:tab/>
-      </w:r>
-      <w:r>
-        <w:rPr>
-          <w:rFonts w:ascii="Times New Roman" w:hAnsi="Times New Roman" w:cs="Times New Roman"/>
-        </w:rPr>
-        <w:tab/>
-      </w:r>
-      <w:r>
-        <w:rPr>
-          <w:rFonts w:ascii="Times New Roman" w:hAnsi="Times New Roman" w:cs="Times New Roman"/>
-        </w:rPr>
-        <w:tab/>
-      </w:r>
-      <w:r>
-        <w:rPr>
-          <w:rFonts w:ascii="Times New Roman" w:hAnsi="Times New Roman" w:cs="Times New Roman"/>
-        </w:rPr>
-        <w:tab/>
-      </w:r>
-      <w:r>
-        <w:rPr>
-          <w:rFonts w:ascii="Times New Roman" w:hAnsi="Times New Roman" w:cs="Times New Roman"/>
-        </w:rPr>
-        <w:tab/>
-      </w:r>
-      <w:r>
-        <w:rPr>
-          <w:rFonts w:ascii="Times New Roman" w:hAnsi="Times New Roman" w:cs="Times New Roman"/>
-        </w:rPr>
-        <w:tab/>
-      </w:r>
-      <w:r>
-        <w:rPr>
-          <w:rFonts w:ascii="Times New Roman" w:hAnsi="Times New Roman" w:cs="Times New Roman"/>
-        </w:rPr>
-        <w:tab/>
-      </w:r>
-      <w:r>
-        <w:rPr>
-          <w:rFonts w:ascii="Times New Roman" w:hAnsi="Times New Roman" w:cs="Times New Roman"/>
-        </w:rPr>
-        <w:tab/>
-      </w:r>
-      <w:r>
-        <w:rPr>
-          <w:rFonts w:ascii="Times New Roman" w:hAnsi="Times New Roman" w:cs="Times New Roman"/>
-        </w:rPr>
-        <w:tab/>
-      </w:r>
-      <w:r>
-        <w:rPr>
-          <w:rFonts w:ascii="Times New Roman" w:hAnsi="Times New Roman" w:cs="Times New Roman"/>
-        </w:rPr>
-        <w:tab/>
-      </w:r>
-      <w:r>
-        <w:rPr>
-          <w:rFonts w:ascii="Times New Roman" w:hAnsi="Times New Roman" w:cs="Times New Roman"/>
-        </w:rPr>
-        <w:t>2018 – 2022</w:t>
-      </w:r>
-    </w:p>
-    <w:p>
-      <w:pPr>
-        <w:pStyle w:val="NoSpacing"/>
-        <w:rPr>
-          <w:rFonts w:ascii="Times New Roman" w:hAnsi="Times New Roman" w:cs="Times New Roman"/>
-        </w:rPr>
-      </w:pPr>
-      <w:r>
-        <w:rPr>
-          <w:rFonts w:ascii="Times New Roman" w:hAnsi="Times New Roman" w:cs="Times New Roman"/>
-        </w:rPr>
-        <w:t>Osmania University, Hyderabad, India</w:t>
-      </w:r>
-    </w:p>
-    <w:p>
-      <w:pPr>
-        <w:pStyle w:val="NoSpacing"/>
-        <w:rPr>
-          <w:rFonts w:ascii="Times New Roman" w:hAnsi="Times New Roman" w:cs="Times New Roman"/>
-        </w:rPr>
-      </w:pPr>
-    </w:p>
-    <w:p>
-      <w:pPr>
-        <w:spacing w:line="240" w:lineRule="auto"/>
-        <w:rPr>
-          <w:rFonts w:ascii="Times New Roman" w:hAnsi="Times New Roman" w:cs="Times New Roman"/>
-          <w:sz w:val="24"/>
-          <w:szCs w:val="24"/>
-        </w:rPr>
-      </w:pPr>
-      <w:r>
-        <w:rPr>
-          <w:rFonts w:ascii="Times New Roman" w:hAnsi="Times New Roman" w:cs="Times New Roman"/>
-          <w:sz w:val="24"/>
-          <w:szCs w:val="24"/>
-        </w:rPr>
-        <w:t>SKILLS</w:t>
-      </w:r>
-    </w:p>
-    <w:p>
-      <w:pPr>
-        <w:spacing w:before="50" w:after="20" w:line="240" w:lineRule="auto"/>
-        <w:rPr>
-          <w:rFonts w:ascii="Times New Roman" w:hAnsi="Times New Roman" w:cs="Times New Roman"/>
-        </w:rPr>
-      </w:pPr>
-      <w:r>
-        <w:rPr>
-          <w:rFonts w:ascii="Times New Roman" w:eastAsia="Calibri" w:hAnsi="Times New Roman" w:cs="Times New Roman"/>
-          <w:b/>
-          <w:bCs/>
-          <w:color w:val="1A1A1A"/>
-        </w:rPr>
-        <w:t xml:space="preserve">Languages &amp; Frameworks:  </w:t>
-      </w:r>
-      <w:r>
-        <w:rPr>
-          <w:rFonts w:ascii="Times New Roman" w:eastAsia="Calibri" w:hAnsi="Times New Roman" w:cs="Times New Roman"/>
-          <w:color w:val="1A1A1A"/>
-        </w:rPr>
-        <w:t xml:space="preserve">JavaScript, TypeScript, React, Next.js, Node.js, Express.js, </w:t>
-      </w:r>
-      <w:proofErr w:type="spellStart"/>
-      <w:r>
-        <w:rPr>
-          <w:rFonts w:ascii="Times New Roman" w:eastAsia="Calibri" w:hAnsi="Times New Roman" w:cs="Times New Roman"/>
-          <w:color w:val="1A1A1A"/>
-        </w:rPr>
-        <w:t>NestJS</w:t>
-      </w:r>
-      <w:proofErr w:type="spellEnd"/>
-    </w:p>
-    <w:p>
-      <w:pPr>
-        <w:spacing w:before="20" w:after="20" w:line="240" w:lineRule="auto"/>
-        <w:rPr>
-          <w:rFonts w:ascii="Times New Roman" w:hAnsi="Times New Roman" w:cs="Times New Roman"/>
-        </w:rPr>
-      </w:pPr>
-      <w:r>
-        <w:rPr>
-          <w:rFonts w:ascii="Times New Roman" w:eastAsia="Calibri" w:hAnsi="Times New Roman" w:cs="Times New Roman"/>
-          <w:b/>
-          <w:bCs/>
-          <w:color w:val="1A1A1A"/>
-        </w:rPr>
-        <w:t xml:space="preserve">APIs &amp; Databases:  </w:t>
-      </w:r>
-      <w:r>
-        <w:rPr>
-          <w:rFonts w:ascii="Times New Roman" w:eastAsia="Calibri" w:hAnsi="Times New Roman" w:cs="Times New Roman"/>
-          <w:color w:val="1A1A1A"/>
-        </w:rPr>
-        <w:t xml:space="preserve">REST APIs, </w:t>
-      </w:r>
-      <w:proofErr w:type="spellStart"/>
-      <w:r>
-        <w:rPr>
-          <w:rFonts w:ascii="Times New Roman" w:eastAsia="Calibri" w:hAnsi="Times New Roman" w:cs="Times New Roman"/>
-          <w:color w:val="1A1A1A"/>
-        </w:rPr>
-        <w:t>GraphQL</w:t>
-      </w:r>
-      <w:proofErr w:type="spellEnd"/>
-      <w:r>
-        <w:rPr>
-          <w:rFonts w:ascii="Times New Roman" w:eastAsia="Calibri" w:hAnsi="Times New Roman" w:cs="Times New Roman"/>
-          <w:color w:val="1A1A1A"/>
-        </w:rPr>
-        <w:t>, SQL, PostgreSQL, MySQL, MongoDB</w:t>
-      </w:r>
-    </w:p>
-    <w:p>
-      <w:pPr>
-        <w:spacing w:before="20" w:after="20" w:line="240" w:lineRule="auto"/>
-        <w:rPr>
-          <w:rFonts w:ascii="Times New Roman" w:hAnsi="Times New Roman" w:cs="Times New Roman"/>
-        </w:rPr>
-      </w:pPr>
-      <w:r>
-        <w:rPr>
-          <w:rFonts w:ascii="Times New Roman" w:eastAsia="Calibri" w:hAnsi="Times New Roman" w:cs="Times New Roman"/>
-          <w:b/>
-          <w:bCs/>
-          <w:color w:val="1A1A1A"/>
-        </w:rPr>
         <w:t xml:space="preserve">Tools:  </w:t>
       </w:r>
       <w:r>
@@ -1264,7 +1529,7 @@
     </w:p>
     <w:sectPr>
       <w:pgSz w:w="12240" w:h="15840"/>
-      <w:pgMar w:top="720" w:right="720" w:bottom="720" w:left="720" w:header="720" w:footer="720" w:gutter="0"/>
+      <w:pgMar w:top="288" w:right="720" w:bottom="288" w:left="720" w:header="720" w:footer="720" w:gutter="0"/>
       <w:cols w:space="720"/>
       <w:docGrid w:linePitch="360"/>
     </w:sectPr>
